--- a/reports/ПР_1-2_Стандарты_и_методологии.docx
+++ b/reports/ПР_1-2_Стандарты_и_методологии.docx
@@ -3487,7 +3487,7 @@
                 <w:i w:val="0"/>
                 <w:sz w:val="24"/>
               </w:rPr>
-              <w:t>Перечень в систематизированном виде объектов, предметов и т. п., входящих в систему или используемых при её создании</w:t>
+              <w:t>Перечисление в систематизированном виде объектов, предметов и т. д.</w:t>
             </w:r>
           </w:p>
         </w:tc>
@@ -3635,7 +3635,7 @@
                 <w:i w:val="0"/>
                 <w:sz w:val="24"/>
               </w:rPr>
-              <w:t>Изложение состава действий и правил их выполнения персоналом и пользователями</w:t>
+              <w:t>Изложение состава действий и правил их выполнения персоналом</w:t>
             </w:r>
           </w:p>
         </w:tc>
@@ -3857,7 +3857,7 @@
                 <w:i w:val="0"/>
                 <w:sz w:val="24"/>
               </w:rPr>
-              <w:t>Выполняется по ГОСТ 2.102 (для изделий, разрабатываемых для АС)</w:t>
+              <w:t>По ГОСТ 2.102</w:t>
             </w:r>
           </w:p>
         </w:tc>
@@ -3931,7 +3931,7 @@
                 <w:i w:val="0"/>
                 <w:sz w:val="24"/>
               </w:rPr>
-              <w:t>Выполняется по ГОСТ 19.101 (для программных средств АС)</w:t>
+              <w:t>По ГОСТ 19.101</w:t>
             </w:r>
           </w:p>
         </w:tc>
@@ -3961,7 +3961,7 @@
                 <w:i w:val="0"/>
                 <w:sz w:val="24"/>
               </w:rPr>
-              <w:t>Стадия «Эскизный проект»</w:t>
+              <w:t>Стадия «Эскизный проект» (таблица 2 ГОСТ 34.201-89)</w:t>
             </w:r>
           </w:p>
         </w:tc>
@@ -4137,7 +4137,155 @@
                 <w:i w:val="0"/>
                 <w:sz w:val="24"/>
               </w:rPr>
-              <w:t>Схема функциональной структуры</w:t>
+              <w:t>Схема организационной структуры (ЭП, ТП)</w:t>
+            </w:r>
+          </w:p>
+        </w:tc>
+        <w:tc>
+          <w:tcPr>
+            <w:tcW w:type="dxa" w:w="907"/>
+          </w:tcPr>
+          <w:p>
+            <w:pPr>
+              <w:widowControl w:val="0"/>
+              <w:spacing w:line="240" w:lineRule="auto" w:after="0"/>
+              <w:ind w:firstLine="0"/>
+              <w:jc w:val="left"/>
+            </w:pPr>
+            <w:r/>
+            <w:r>
+              <w:rPr>
+                <w:rFonts w:ascii="Times New Roman" w:hAnsi="Times New Roman" w:cs="Times New Roman" w:eastAsia="Times New Roman"/>
+                <w:b w:val="0"/>
+                <w:i w:val="0"/>
+                <w:sz w:val="24"/>
+              </w:rPr>
+              <w:t>С0</w:t>
+            </w:r>
+          </w:p>
+        </w:tc>
+        <w:tc>
+          <w:tcPr>
+            <w:tcW w:type="dxa" w:w="5272"/>
+          </w:tcPr>
+          <w:p>
+            <w:pPr>
+              <w:widowControl w:val="0"/>
+              <w:spacing w:line="240" w:lineRule="auto" w:after="0"/>
+              <w:ind w:firstLine="0"/>
+              <w:jc w:val="left"/>
+            </w:pPr>
+            <w:r/>
+            <w:r>
+              <w:rPr>
+                <w:rFonts w:ascii="Times New Roman" w:hAnsi="Times New Roman" w:cs="Times New Roman" w:eastAsia="Times New Roman"/>
+                <w:b w:val="0"/>
+                <w:i w:val="0"/>
+                <w:sz w:val="24"/>
+              </w:rPr>
+              <w:t>Структура подразделений и должностных лиц, участвующих в функционировании АС</w:t>
+            </w:r>
+          </w:p>
+        </w:tc>
+      </w:tr>
+      <w:tr>
+        <w:trPr>
+          <w:cantSplit/>
+        </w:trPr>
+        <w:tc>
+          <w:tcPr>
+            <w:tcW w:type="dxa" w:w="3175"/>
+          </w:tcPr>
+          <w:p>
+            <w:pPr>
+              <w:widowControl w:val="0"/>
+              <w:spacing w:line="240" w:lineRule="auto" w:after="0"/>
+              <w:ind w:firstLine="0"/>
+              <w:jc w:val="left"/>
+            </w:pPr>
+            <w:r/>
+            <w:r>
+              <w:rPr>
+                <w:rFonts w:ascii="Times New Roman" w:hAnsi="Times New Roman" w:cs="Times New Roman" w:eastAsia="Times New Roman"/>
+                <w:b w:val="0"/>
+                <w:i w:val="0"/>
+                <w:sz w:val="24"/>
+              </w:rPr>
+              <w:t>Схема структурная комплекса технических средств (ЭП, ТП)</w:t>
+            </w:r>
+          </w:p>
+        </w:tc>
+        <w:tc>
+          <w:tcPr>
+            <w:tcW w:type="dxa" w:w="907"/>
+          </w:tcPr>
+          <w:p>
+            <w:pPr>
+              <w:widowControl w:val="0"/>
+              <w:spacing w:line="240" w:lineRule="auto" w:after="0"/>
+              <w:ind w:firstLine="0"/>
+              <w:jc w:val="left"/>
+            </w:pPr>
+            <w:r/>
+            <w:r>
+              <w:rPr>
+                <w:rFonts w:ascii="Times New Roman" w:hAnsi="Times New Roman" w:cs="Times New Roman" w:eastAsia="Times New Roman"/>
+                <w:b w:val="0"/>
+                <w:i w:val="0"/>
+                <w:sz w:val="24"/>
+              </w:rPr>
+              <w:t>С1</w:t>
+            </w:r>
+          </w:p>
+        </w:tc>
+        <w:tc>
+          <w:tcPr>
+            <w:tcW w:type="dxa" w:w="5272"/>
+          </w:tcPr>
+          <w:p>
+            <w:pPr>
+              <w:widowControl w:val="0"/>
+              <w:spacing w:line="240" w:lineRule="auto" w:after="0"/>
+              <w:ind w:firstLine="0"/>
+              <w:jc w:val="left"/>
+            </w:pPr>
+            <w:r/>
+            <w:r>
+              <w:rPr>
+                <w:rFonts w:ascii="Times New Roman" w:hAnsi="Times New Roman" w:cs="Times New Roman" w:eastAsia="Times New Roman"/>
+                <w:b w:val="0"/>
+                <w:i w:val="0"/>
+                <w:sz w:val="24"/>
+              </w:rPr>
+              <w:t>Состав технических средств и связи между ними</w:t>
+            </w:r>
+          </w:p>
+        </w:tc>
+      </w:tr>
+      <w:tr>
+        <w:trPr>
+          <w:cantSplit/>
+        </w:trPr>
+        <w:tc>
+          <w:tcPr>
+            <w:tcW w:type="dxa" w:w="3175"/>
+          </w:tcPr>
+          <w:p>
+            <w:pPr>
+              <w:widowControl w:val="0"/>
+              <w:spacing w:line="240" w:lineRule="auto" w:after="0"/>
+              <w:ind w:firstLine="0"/>
+              <w:jc w:val="left"/>
+            </w:pPr>
+            <w:r/>
+            <w:r>
+              <w:rPr>
+                <w:rFonts w:ascii="Times New Roman" w:hAnsi="Times New Roman" w:cs="Times New Roman" w:eastAsia="Times New Roman"/>
+                <w:b w:val="0"/>
+                <w:i w:val="0"/>
+                <w:sz w:val="24"/>
+              </w:rPr>
+              <w:t>Схема функциональной структуры (ЭП, ТП)</w:t>
             </w:r>
           </w:p>
         </w:tc>
@@ -4211,7 +4359,7 @@
                 <w:i w:val="0"/>
                 <w:sz w:val="24"/>
               </w:rPr>
-              <w:t>Схема структурная комплекса технических средств</w:t>
+              <w:t>Схема автоматизации (ЭП, ТП)</w:t>
             </w:r>
           </w:p>
         </w:tc>
@@ -4234,7 +4382,7 @@
                 <w:i w:val="0"/>
                 <w:sz w:val="24"/>
               </w:rPr>
-              <w:t>С1</w:t>
+              <w:t>С3</w:t>
             </w:r>
           </w:p>
         </w:tc>
@@ -4257,7 +4405,7 @@
                 <w:i w:val="0"/>
                 <w:sz w:val="24"/>
               </w:rPr>
-              <w:t>Состав технических средств и связи между ними (предварительно)</w:t>
+              <w:t>Размещение средств автоматизации на объекте и их связь с технологическим оборудованием</w:t>
             </w:r>
           </w:p>
         </w:tc>
@@ -4389,6 +4537,228 @@
                 <w:i w:val="0"/>
                 <w:sz w:val="24"/>
               </w:rPr>
+              <w:t>Ведомость покупных изделий</w:t>
+            </w:r>
+          </w:p>
+        </w:tc>
+        <w:tc>
+          <w:tcPr>
+            <w:tcW w:type="dxa" w:w="907"/>
+          </w:tcPr>
+          <w:p>
+            <w:pPr>
+              <w:widowControl w:val="0"/>
+              <w:spacing w:line="240" w:lineRule="auto" w:after="0"/>
+              <w:ind w:firstLine="0"/>
+              <w:jc w:val="left"/>
+            </w:pPr>
+            <w:r/>
+            <w:r>
+              <w:rPr>
+                <w:rFonts w:ascii="Times New Roman" w:hAnsi="Times New Roman" w:cs="Times New Roman" w:eastAsia="Times New Roman"/>
+                <w:b w:val="0"/>
+                <w:i w:val="0"/>
+                <w:sz w:val="24"/>
+              </w:rPr>
+              <w:t>ВП</w:t>
+            </w:r>
+          </w:p>
+        </w:tc>
+        <w:tc>
+          <w:tcPr>
+            <w:tcW w:type="dxa" w:w="5272"/>
+          </w:tcPr>
+          <w:p>
+            <w:pPr>
+              <w:widowControl w:val="0"/>
+              <w:spacing w:line="240" w:lineRule="auto" w:after="0"/>
+              <w:ind w:firstLine="0"/>
+              <w:jc w:val="left"/>
+            </w:pPr>
+            <w:r/>
+            <w:r>
+              <w:rPr>
+                <w:rFonts w:ascii="Times New Roman" w:hAnsi="Times New Roman" w:cs="Times New Roman" w:eastAsia="Times New Roman"/>
+                <w:b w:val="0"/>
+                <w:i w:val="0"/>
+                <w:sz w:val="24"/>
+              </w:rPr>
+              <w:t>Перечень покупного оборудования и программных продуктов для комплектования АС</w:t>
+            </w:r>
+          </w:p>
+        </w:tc>
+      </w:tr>
+      <w:tr>
+        <w:trPr>
+          <w:cantSplit/>
+        </w:trPr>
+        <w:tc>
+          <w:tcPr>
+            <w:tcW w:type="dxa" w:w="3175"/>
+          </w:tcPr>
+          <w:p>
+            <w:pPr>
+              <w:widowControl w:val="0"/>
+              <w:spacing w:line="240" w:lineRule="auto" w:after="0"/>
+              <w:ind w:firstLine="0"/>
+              <w:jc w:val="left"/>
+            </w:pPr>
+            <w:r/>
+            <w:r>
+              <w:rPr>
+                <w:rFonts w:ascii="Times New Roman" w:hAnsi="Times New Roman" w:cs="Times New Roman" w:eastAsia="Times New Roman"/>
+                <w:b w:val="0"/>
+                <w:i w:val="0"/>
+                <w:sz w:val="24"/>
+              </w:rPr>
+              <w:t>Перечень входных сигналов и данных</w:t>
+            </w:r>
+          </w:p>
+        </w:tc>
+        <w:tc>
+          <w:tcPr>
+            <w:tcW w:type="dxa" w:w="907"/>
+          </w:tcPr>
+          <w:p>
+            <w:pPr>
+              <w:widowControl w:val="0"/>
+              <w:spacing w:line="240" w:lineRule="auto" w:after="0"/>
+              <w:ind w:firstLine="0"/>
+              <w:jc w:val="left"/>
+            </w:pPr>
+            <w:r/>
+            <w:r>
+              <w:rPr>
+                <w:rFonts w:ascii="Times New Roman" w:hAnsi="Times New Roman" w:cs="Times New Roman" w:eastAsia="Times New Roman"/>
+                <w:b w:val="0"/>
+                <w:i w:val="0"/>
+                <w:sz w:val="24"/>
+              </w:rPr>
+              <w:t>В1</w:t>
+            </w:r>
+          </w:p>
+        </w:tc>
+        <w:tc>
+          <w:tcPr>
+            <w:tcW w:type="dxa" w:w="5272"/>
+          </w:tcPr>
+          <w:p>
+            <w:pPr>
+              <w:widowControl w:val="0"/>
+              <w:spacing w:line="240" w:lineRule="auto" w:after="0"/>
+              <w:ind w:firstLine="0"/>
+              <w:jc w:val="left"/>
+            </w:pPr>
+            <w:r/>
+            <w:r>
+              <w:rPr>
+                <w:rFonts w:ascii="Times New Roman" w:hAnsi="Times New Roman" w:cs="Times New Roman" w:eastAsia="Times New Roman"/>
+                <w:b w:val="0"/>
+                <w:i w:val="0"/>
+                <w:sz w:val="24"/>
+              </w:rPr>
+              <w:t>Состав входной информации системы с указанием источников</w:t>
+            </w:r>
+          </w:p>
+        </w:tc>
+      </w:tr>
+      <w:tr>
+        <w:trPr>
+          <w:cantSplit/>
+        </w:trPr>
+        <w:tc>
+          <w:tcPr>
+            <w:tcW w:type="dxa" w:w="3175"/>
+          </w:tcPr>
+          <w:p>
+            <w:pPr>
+              <w:widowControl w:val="0"/>
+              <w:spacing w:line="240" w:lineRule="auto" w:after="0"/>
+              <w:ind w:firstLine="0"/>
+              <w:jc w:val="left"/>
+            </w:pPr>
+            <w:r/>
+            <w:r>
+              <w:rPr>
+                <w:rFonts w:ascii="Times New Roman" w:hAnsi="Times New Roman" w:cs="Times New Roman" w:eastAsia="Times New Roman"/>
+                <w:b w:val="0"/>
+                <w:i w:val="0"/>
+                <w:sz w:val="24"/>
+              </w:rPr>
+              <w:t>Перечень выходных сигналов (документов)</w:t>
+            </w:r>
+          </w:p>
+        </w:tc>
+        <w:tc>
+          <w:tcPr>
+            <w:tcW w:type="dxa" w:w="907"/>
+          </w:tcPr>
+          <w:p>
+            <w:pPr>
+              <w:widowControl w:val="0"/>
+              <w:spacing w:line="240" w:lineRule="auto" w:after="0"/>
+              <w:ind w:firstLine="0"/>
+              <w:jc w:val="left"/>
+            </w:pPr>
+            <w:r/>
+            <w:r>
+              <w:rPr>
+                <w:rFonts w:ascii="Times New Roman" w:hAnsi="Times New Roman" w:cs="Times New Roman" w:eastAsia="Times New Roman"/>
+                <w:b w:val="0"/>
+                <w:i w:val="0"/>
+                <w:sz w:val="24"/>
+              </w:rPr>
+              <w:t>В2</w:t>
+            </w:r>
+          </w:p>
+        </w:tc>
+        <w:tc>
+          <w:tcPr>
+            <w:tcW w:type="dxa" w:w="5272"/>
+          </w:tcPr>
+          <w:p>
+            <w:pPr>
+              <w:widowControl w:val="0"/>
+              <w:spacing w:line="240" w:lineRule="auto" w:after="0"/>
+              <w:ind w:firstLine="0"/>
+              <w:jc w:val="left"/>
+            </w:pPr>
+            <w:r/>
+            <w:r>
+              <w:rPr>
+                <w:rFonts w:ascii="Times New Roman" w:hAnsi="Times New Roman" w:cs="Times New Roman" w:eastAsia="Times New Roman"/>
+                <w:b w:val="0"/>
+                <w:i w:val="0"/>
+                <w:sz w:val="24"/>
+              </w:rPr>
+              <w:t>Состав выходных сообщений и документов системы с указанием получателей</w:t>
+            </w:r>
+          </w:p>
+        </w:tc>
+      </w:tr>
+      <w:tr>
+        <w:trPr>
+          <w:cantSplit/>
+        </w:trPr>
+        <w:tc>
+          <w:tcPr>
+            <w:tcW w:type="dxa" w:w="3175"/>
+          </w:tcPr>
+          <w:p>
+            <w:pPr>
+              <w:widowControl w:val="0"/>
+              <w:spacing w:line="240" w:lineRule="auto" w:after="0"/>
+              <w:ind w:firstLine="0"/>
+              <w:jc w:val="left"/>
+            </w:pPr>
+            <w:r/>
+            <w:r>
+              <w:rPr>
+                <w:rFonts w:ascii="Times New Roman" w:hAnsi="Times New Roman" w:cs="Times New Roman" w:eastAsia="Times New Roman"/>
+                <w:b w:val="0"/>
+                <w:i w:val="0"/>
+                <w:sz w:val="24"/>
+              </w:rPr>
               <w:t>Пояснительная записка к техническому проекту</w:t>
             </w:r>
           </w:p>
@@ -4435,7 +4805,117 @@
                 <w:i w:val="0"/>
                 <w:sz w:val="24"/>
               </w:rPr>
-              <w:t>Общесистемные проектные решения, описание процесса деятельности, мероприятия по подготовке объекта к вводу АС</w:t>
+              <w:t>Общесистемные проектные решения, описание процесса деятельности, план мероприятий по подготовке объекта к вводу системы в эксплуатацию</w:t>
+            </w:r>
+          </w:p>
+        </w:tc>
+      </w:tr>
+    </w:tbl>
+    <w:p>
+      <w:pPr>
+        <w:keepNext/>
+        <w:ind w:firstLine="0"/>
+        <w:jc w:val="right"/>
+      </w:pPr>
+      <w:r>
+        <w:rPr>
+          <w:rFonts w:ascii="Times New Roman" w:hAnsi="Times New Roman" w:cs="Times New Roman" w:eastAsia="Times New Roman"/>
+          <w:b w:val="0"/>
+          <w:i w:val="0"/>
+          <w:sz w:val="28"/>
+        </w:rPr>
+        <w:t>Продолжение таблицы 1.3</w:t>
+      </w:r>
+    </w:p>
+    <w:tbl>
+      <w:tblPr>
+        <w:tblStyle w:val="TableGrid"/>
+        <w:tblW w:type="auto" w:w="0"/>
+        <w:jc w:val="center"/>
+        <w:tblLayout w:type="fixed"/>
+        <w:tblLook w:firstColumn="1" w:firstRow="1" w:lastColumn="0" w:lastRow="0" w:noHBand="0" w:noVBand="1" w:val="04A0"/>
+        <w:tblLayout w:type="fixed"/>
+        <w:tblCaption w:val="1.3|21"/>
+      </w:tblPr>
+      <w:tblGrid>
+        <w:gridCol w:w="3175"/>
+        <w:gridCol w:w="907"/>
+        <w:gridCol w:w="5272"/>
+      </w:tblGrid>
+      <w:tr>
+        <w:trPr>
+          <w:cantSplit/>
+          <w:tblHeader/>
+        </w:trPr>
+        <w:tc>
+          <w:tcPr>
+            <w:tcW w:type="dxa" w:w="3175"/>
+          </w:tcPr>
+          <w:p>
+            <w:pPr>
+              <w:keepNext/>
+              <w:widowControl w:val="0"/>
+              <w:spacing w:line="240" w:lineRule="auto" w:after="0"/>
+              <w:ind w:firstLine="0"/>
+              <w:jc w:val="center"/>
+            </w:pPr>
+            <w:r/>
+            <w:r>
+              <w:rPr>
+                <w:rFonts w:ascii="Times New Roman" w:hAnsi="Times New Roman" w:cs="Times New Roman" w:eastAsia="Times New Roman"/>
+                <w:b w:val="0"/>
+                <w:i w:val="0"/>
+                <w:sz w:val="24"/>
+              </w:rPr>
+              <w:t>Вид (наименование) документа</w:t>
+            </w:r>
+          </w:p>
+        </w:tc>
+        <w:tc>
+          <w:tcPr>
+            <w:tcW w:type="dxa" w:w="907"/>
+          </w:tcPr>
+          <w:p>
+            <w:pPr>
+              <w:keepNext/>
+              <w:widowControl w:val="0"/>
+              <w:spacing w:line="240" w:lineRule="auto" w:after="0"/>
+              <w:ind w:firstLine="0"/>
+              <w:jc w:val="center"/>
+            </w:pPr>
+            <w:r/>
+            <w:r>
+              <w:rPr>
+                <w:rFonts w:ascii="Times New Roman" w:hAnsi="Times New Roman" w:cs="Times New Roman" w:eastAsia="Times New Roman"/>
+                <w:b w:val="0"/>
+                <w:i w:val="0"/>
+                <w:sz w:val="24"/>
+              </w:rPr>
+              <w:t>Код</w:t>
+            </w:r>
+          </w:p>
+        </w:tc>
+        <w:tc>
+          <w:tcPr>
+            <w:tcW w:type="dxa" w:w="5272"/>
+          </w:tcPr>
+          <w:p>
+            <w:pPr>
+              <w:keepNext/>
+              <w:widowControl w:val="0"/>
+              <w:spacing w:line="240" w:lineRule="auto" w:after="0"/>
+              <w:ind w:firstLine="0"/>
+              <w:jc w:val="center"/>
+            </w:pPr>
+            <w:r/>
+            <w:r>
+              <w:rPr>
+                <w:rFonts w:ascii="Times New Roman" w:hAnsi="Times New Roman" w:cs="Times New Roman" w:eastAsia="Times New Roman"/>
+                <w:b w:val="0"/>
+                <w:i w:val="0"/>
+                <w:sz w:val="24"/>
+              </w:rPr>
+              <w:t>Назначение документа</w:t>
             </w:r>
           </w:p>
         </w:tc>
@@ -4657,7 +5137,7 @@
                 <w:i w:val="0"/>
                 <w:sz w:val="24"/>
               </w:rPr>
-              <w:t>Состав и организация информационной базы, системы классификации и кодирования, нормативно-справочная информация</w:t>
+              <w:t>Состав и организация информационной базы, нормативно-справочная информация</w:t>
             </w:r>
           </w:p>
         </w:tc>
@@ -4736,42 +5216,9 @@
           </w:p>
         </w:tc>
       </w:tr>
-    </w:tbl>
-    <w:p>
-      <w:pPr>
-        <w:keepNext/>
-        <w:ind w:firstLine="0"/>
-        <w:jc w:val="right"/>
-      </w:pPr>
-      <w:r>
-        <w:rPr>
-          <w:rFonts w:ascii="Times New Roman" w:hAnsi="Times New Roman" w:cs="Times New Roman" w:eastAsia="Times New Roman"/>
-          <w:b w:val="0"/>
-          <w:i w:val="0"/>
-          <w:sz w:val="28"/>
-        </w:rPr>
-        <w:t>Продолжение таблицы 1.3</w:t>
-      </w:r>
-    </w:p>
-    <w:tbl>
-      <w:tblPr>
-        <w:tblStyle w:val="TableGrid"/>
-        <w:tblW w:type="auto" w:w="0"/>
-        <w:jc w:val="center"/>
-        <w:tblLayout w:type="fixed"/>
-        <w:tblLook w:firstColumn="1" w:firstRow="1" w:lastColumn="0" w:lastRow="0" w:noHBand="0" w:noVBand="1" w:val="04A0"/>
-        <w:tblLayout w:type="fixed"/>
-        <w:tblCaption w:val="1.3|20"/>
-      </w:tblPr>
-      <w:tblGrid>
-        <w:gridCol w:w="3175"/>
-        <w:gridCol w:w="907"/>
-        <w:gridCol w:w="5272"/>
-      </w:tblGrid>
       <w:tr>
         <w:trPr>
           <w:cantSplit/>
-          <w:tblHeader/>
         </w:trPr>
         <w:tc>
           <w:tcPr>
@@ -4779,11 +5226,10 @@
           </w:tcPr>
           <w:p>
             <w:pPr>
-              <w:keepNext/>
               <w:widowControl w:val="0"/>
               <w:spacing w:line="240" w:lineRule="auto" w:after="0"/>
               <w:ind w:firstLine="0"/>
-              <w:jc w:val="center"/>
+              <w:jc w:val="left"/>
             </w:pPr>
             <w:r/>
             <w:r>
@@ -4793,7 +5239,7 @@
                 <w:i w:val="0"/>
                 <w:sz w:val="24"/>
               </w:rPr>
-              <w:t>Вид (наименование) документа</w:t>
+              <w:t>Описание систем классификации и кодирования</w:t>
             </w:r>
           </w:p>
         </w:tc>
@@ -4803,11 +5249,10 @@
           </w:tcPr>
           <w:p>
             <w:pPr>
-              <w:keepNext/>
               <w:widowControl w:val="0"/>
               <w:spacing w:line="240" w:lineRule="auto" w:after="0"/>
               <w:ind w:firstLine="0"/>
-              <w:jc w:val="center"/>
+              <w:jc w:val="left"/>
             </w:pPr>
             <w:r/>
             <w:r>
@@ -4817,7 +5262,7 @@
                 <w:i w:val="0"/>
                 <w:sz w:val="24"/>
               </w:rPr>
-              <w:t>Код</w:t>
+              <w:t>П7</w:t>
             </w:r>
           </w:p>
         </w:tc>
@@ -4827,11 +5272,10 @@
           </w:tcPr>
           <w:p>
             <w:pPr>
-              <w:keepNext/>
               <w:widowControl w:val="0"/>
               <w:spacing w:line="240" w:lineRule="auto" w:after="0"/>
               <w:ind w:firstLine="0"/>
-              <w:jc w:val="center"/>
+              <w:jc w:val="left"/>
             </w:pPr>
             <w:r/>
             <w:r>
@@ -4841,7 +5285,7 @@
                 <w:i w:val="0"/>
                 <w:sz w:val="24"/>
               </w:rPr>
-              <w:t>Назначение документа</w:t>
+              <w:t>Применяемые классификаторы и системы кодирования объектов</w:t>
             </w:r>
           </w:p>
         </w:tc>
@@ -4915,7 +5359,7 @@
                 <w:i w:val="0"/>
                 <w:sz w:val="24"/>
               </w:rPr>
-              <w:t>Обоснование выбора и описание технических средств, размещение и требования к ним</w:t>
+              <w:t>Обоснование выбора и описание технических средств, требования к ним</w:t>
             </w:r>
           </w:p>
         </w:tc>
@@ -5017,7 +5461,7 @@
                 <w:i w:val="0"/>
                 <w:sz w:val="24"/>
               </w:rPr>
-              <w:t>Схема организационной структуры</w:t>
+              <w:t>Описание алгоритма (проектной процедуры)</w:t>
             </w:r>
           </w:p>
         </w:tc>
@@ -5040,7 +5484,7 @@
                 <w:i w:val="0"/>
                 <w:sz w:val="24"/>
               </w:rPr>
-              <w:t>С0</w:t>
+              <w:t>ПБ</w:t>
             </w:r>
           </w:p>
         </w:tc>
@@ -5063,81 +5507,7 @@
                 <w:i w:val="0"/>
                 <w:sz w:val="24"/>
               </w:rPr>
-              <w:t>Структура подразделений и должностных лиц, участвующих в функционировании АС</w:t>
-            </w:r>
-          </w:p>
-        </w:tc>
-      </w:tr>
-      <w:tr>
-        <w:trPr>
-          <w:cantSplit/>
-        </w:trPr>
-        <w:tc>
-          <w:tcPr>
-            <w:tcW w:type="dxa" w:w="3175"/>
-          </w:tcPr>
-          <w:p>
-            <w:pPr>
-              <w:widowControl w:val="0"/>
-              <w:spacing w:line="240" w:lineRule="auto" w:after="0"/>
-              <w:ind w:firstLine="0"/>
-              <w:jc w:val="left"/>
-            </w:pPr>
-            <w:r/>
-            <w:r>
-              <w:rPr>
-                <w:rFonts w:ascii="Times New Roman" w:hAnsi="Times New Roman" w:cs="Times New Roman" w:eastAsia="Times New Roman"/>
-                <w:b w:val="0"/>
-                <w:i w:val="0"/>
-                <w:sz w:val="24"/>
-              </w:rPr>
-              <w:t>Ведомость покупных изделий</w:t>
-            </w:r>
-          </w:p>
-        </w:tc>
-        <w:tc>
-          <w:tcPr>
-            <w:tcW w:type="dxa" w:w="907"/>
-          </w:tcPr>
-          <w:p>
-            <w:pPr>
-              <w:widowControl w:val="0"/>
-              <w:spacing w:line="240" w:lineRule="auto" w:after="0"/>
-              <w:ind w:firstLine="0"/>
-              <w:jc w:val="left"/>
-            </w:pPr>
-            <w:r/>
-            <w:r>
-              <w:rPr>
-                <w:rFonts w:ascii="Times New Roman" w:hAnsi="Times New Roman" w:cs="Times New Roman" w:eastAsia="Times New Roman"/>
-                <w:b w:val="0"/>
-                <w:i w:val="0"/>
-                <w:sz w:val="24"/>
-              </w:rPr>
-              <w:t>ВП</w:t>
-            </w:r>
-          </w:p>
-        </w:tc>
-        <w:tc>
-          <w:tcPr>
-            <w:tcW w:type="dxa" w:w="5272"/>
-          </w:tcPr>
-          <w:p>
-            <w:pPr>
-              <w:widowControl w:val="0"/>
-              <w:spacing w:line="240" w:lineRule="auto" w:after="0"/>
-              <w:ind w:firstLine="0"/>
-              <w:jc w:val="left"/>
-            </w:pPr>
-            <w:r/>
-            <w:r>
-              <w:rPr>
-                <w:rFonts w:ascii="Times New Roman" w:hAnsi="Times New Roman" w:cs="Times New Roman" w:eastAsia="Times New Roman"/>
-                <w:b w:val="0"/>
-                <w:i w:val="0"/>
-                <w:sz w:val="24"/>
-              </w:rPr>
-              <w:t>Перечень покупного оборудования и программных продуктов, необходимых для комплектования АС</w:t>
+              <w:t>Описание алгоритма решения задачи (проектной процедуры)</w:t>
             </w:r>
           </w:p>
         </w:tc>
@@ -5211,7 +5581,7 @@
                 <w:i w:val="0"/>
                 <w:sz w:val="24"/>
               </w:rPr>
-              <w:t>Расчёт показателей надёжности АС и обоснование достаточности принятых решений</w:t>
+              <w:t>Расчёт показателей надёжности АС и обоснование принятых решений</w:t>
             </w:r>
           </w:p>
         </w:tc>
@@ -5343,6 +5713,80 @@
                 <w:i w:val="0"/>
                 <w:sz w:val="24"/>
               </w:rPr>
+              <w:t>Каталог базы данных</w:t>
+            </w:r>
+          </w:p>
+        </w:tc>
+        <w:tc>
+          <w:tcPr>
+            <w:tcW w:type="dxa" w:w="907"/>
+          </w:tcPr>
+          <w:p>
+            <w:pPr>
+              <w:widowControl w:val="0"/>
+              <w:spacing w:line="240" w:lineRule="auto" w:after="0"/>
+              <w:ind w:firstLine="0"/>
+              <w:jc w:val="left"/>
+            </w:pPr>
+            <w:r/>
+            <w:r>
+              <w:rPr>
+                <w:rFonts w:ascii="Times New Roman" w:hAnsi="Times New Roman" w:cs="Times New Roman" w:eastAsia="Times New Roman"/>
+                <w:b w:val="0"/>
+                <w:i w:val="0"/>
+                <w:sz w:val="24"/>
+              </w:rPr>
+              <w:t>В7</w:t>
+            </w:r>
+          </w:p>
+        </w:tc>
+        <w:tc>
+          <w:tcPr>
+            <w:tcW w:type="dxa" w:w="5272"/>
+          </w:tcPr>
+          <w:p>
+            <w:pPr>
+              <w:widowControl w:val="0"/>
+              <w:spacing w:line="240" w:lineRule="auto" w:after="0"/>
+              <w:ind w:firstLine="0"/>
+              <w:jc w:val="left"/>
+            </w:pPr>
+            <w:r/>
+            <w:r>
+              <w:rPr>
+                <w:rFonts w:ascii="Times New Roman" w:hAnsi="Times New Roman" w:cs="Times New Roman" w:eastAsia="Times New Roman"/>
+                <w:b w:val="0"/>
+                <w:i w:val="0"/>
+                <w:sz w:val="24"/>
+              </w:rPr>
+              <w:t>Перечень и структура массивов (таблиц) базы данных</w:t>
+            </w:r>
+          </w:p>
+        </w:tc>
+      </w:tr>
+      <w:tr>
+        <w:trPr>
+          <w:cantSplit/>
+        </w:trPr>
+        <w:tc>
+          <w:tcPr>
+            <w:tcW w:type="dxa" w:w="3175"/>
+          </w:tcPr>
+          <w:p>
+            <w:pPr>
+              <w:widowControl w:val="0"/>
+              <w:spacing w:line="240" w:lineRule="auto" w:after="0"/>
+              <w:ind w:firstLine="0"/>
+              <w:jc w:val="left"/>
+            </w:pPr>
+            <w:r/>
+            <w:r>
+              <w:rPr>
+                <w:rFonts w:ascii="Times New Roman" w:hAnsi="Times New Roman" w:cs="Times New Roman" w:eastAsia="Times New Roman"/>
+                <w:b w:val="0"/>
+                <w:i w:val="0"/>
+                <w:sz w:val="24"/>
+              </w:rPr>
               <w:t>Руководство пользователя</w:t>
             </w:r>
           </w:p>
@@ -5417,7 +5861,7 @@
                 <w:i w:val="0"/>
                 <w:sz w:val="24"/>
               </w:rPr>
-              <w:t>Инструкция по формированию и ведению базы данных</w:t>
+              <w:t>Инструкция по формированию и ведению базы данных (набора данных)</w:t>
             </w:r>
           </w:p>
         </w:tc>
@@ -5491,7 +5935,7 @@
                 <w:i w:val="0"/>
                 <w:sz w:val="24"/>
               </w:rPr>
-              <w:t>Описание технологического процесса обработки данных</w:t>
+              <w:t>Описание технологического процесса обработки данных (включая телеобработку)</w:t>
             </w:r>
           </w:p>
         </w:tc>
@@ -5537,7 +5981,81 @@
                 <w:i w:val="0"/>
                 <w:sz w:val="24"/>
               </w:rPr>
-              <w:t>Последовательность операций обработки данных, распределение их между персоналом и техническими средствами</w:t>
+              <w:t>Последовательность операций обработки данных и распределение их между персоналом и техническими средствами</w:t>
+            </w:r>
+          </w:p>
+        </w:tc>
+      </w:tr>
+      <w:tr>
+        <w:trPr>
+          <w:cantSplit/>
+        </w:trPr>
+        <w:tc>
+          <w:tcPr>
+            <w:tcW w:type="dxa" w:w="3175"/>
+          </w:tcPr>
+          <w:p>
+            <w:pPr>
+              <w:widowControl w:val="0"/>
+              <w:spacing w:line="240" w:lineRule="auto" w:after="0"/>
+              <w:ind w:firstLine="0"/>
+              <w:jc w:val="left"/>
+            </w:pPr>
+            <w:r/>
+            <w:r>
+              <w:rPr>
+                <w:rFonts w:ascii="Times New Roman" w:hAnsi="Times New Roman" w:cs="Times New Roman" w:eastAsia="Times New Roman"/>
+                <w:b w:val="0"/>
+                <w:i w:val="0"/>
+                <w:sz w:val="24"/>
+              </w:rPr>
+              <w:t>Общее описание системы</w:t>
+            </w:r>
+          </w:p>
+        </w:tc>
+        <w:tc>
+          <w:tcPr>
+            <w:tcW w:type="dxa" w:w="907"/>
+          </w:tcPr>
+          <w:p>
+            <w:pPr>
+              <w:widowControl w:val="0"/>
+              <w:spacing w:line="240" w:lineRule="auto" w:after="0"/>
+              <w:ind w:firstLine="0"/>
+              <w:jc w:val="left"/>
+            </w:pPr>
+            <w:r/>
+            <w:r>
+              <w:rPr>
+                <w:rFonts w:ascii="Times New Roman" w:hAnsi="Times New Roman" w:cs="Times New Roman" w:eastAsia="Times New Roman"/>
+                <w:b w:val="0"/>
+                <w:i w:val="0"/>
+                <w:sz w:val="24"/>
+              </w:rPr>
+              <w:t>ПД</w:t>
+            </w:r>
+          </w:p>
+        </w:tc>
+        <w:tc>
+          <w:tcPr>
+            <w:tcW w:type="dxa" w:w="5272"/>
+          </w:tcPr>
+          <w:p>
+            <w:pPr>
+              <w:widowControl w:val="0"/>
+              <w:spacing w:line="240" w:lineRule="auto" w:after="0"/>
+              <w:ind w:firstLine="0"/>
+              <w:jc w:val="left"/>
+            </w:pPr>
+            <w:r/>
+            <w:r>
+              <w:rPr>
+                <w:rFonts w:ascii="Times New Roman" w:hAnsi="Times New Roman" w:cs="Times New Roman" w:eastAsia="Times New Roman"/>
+                <w:b w:val="0"/>
+                <w:i w:val="0"/>
+                <w:sz w:val="24"/>
+              </w:rPr>
+              <w:t>Назначение, структура и функционирование системы в целом</w:t>
             </w:r>
           </w:p>
         </w:tc>
@@ -5639,80 +6157,6 @@
                 <w:i w:val="0"/>
                 <w:sz w:val="24"/>
               </w:rPr>
-              <w:t>Паспорт</w:t>
-            </w:r>
-          </w:p>
-        </w:tc>
-        <w:tc>
-          <w:tcPr>
-            <w:tcW w:type="dxa" w:w="907"/>
-          </w:tcPr>
-          <w:p>
-            <w:pPr>
-              <w:widowControl w:val="0"/>
-              <w:spacing w:line="240" w:lineRule="auto" w:after="0"/>
-              <w:ind w:firstLine="0"/>
-              <w:jc w:val="left"/>
-            </w:pPr>
-            <w:r/>
-            <w:r>
-              <w:rPr>
-                <w:rFonts w:ascii="Times New Roman" w:hAnsi="Times New Roman" w:cs="Times New Roman" w:eastAsia="Times New Roman"/>
-                <w:b w:val="0"/>
-                <w:i w:val="0"/>
-                <w:sz w:val="24"/>
-              </w:rPr>
-              <w:t>ПС</w:t>
-            </w:r>
-          </w:p>
-        </w:tc>
-        <w:tc>
-          <w:tcPr>
-            <w:tcW w:type="dxa" w:w="5272"/>
-          </w:tcPr>
-          <w:p>
-            <w:pPr>
-              <w:widowControl w:val="0"/>
-              <w:spacing w:line="240" w:lineRule="auto" w:after="0"/>
-              <w:ind w:firstLine="0"/>
-              <w:jc w:val="left"/>
-            </w:pPr>
-            <w:r/>
-            <w:r>
-              <w:rPr>
-                <w:rFonts w:ascii="Times New Roman" w:hAnsi="Times New Roman" w:cs="Times New Roman" w:eastAsia="Times New Roman"/>
-                <w:b w:val="0"/>
-                <w:i w:val="0"/>
-                <w:sz w:val="24"/>
-              </w:rPr>
-              <w:t>Основные характеристики системы, комплектность и сведения о её эксплуатации</w:t>
-            </w:r>
-          </w:p>
-        </w:tc>
-      </w:tr>
-      <w:tr>
-        <w:trPr>
-          <w:cantSplit/>
-        </w:trPr>
-        <w:tc>
-          <w:tcPr>
-            <w:tcW w:type="dxa" w:w="3175"/>
-          </w:tcPr>
-          <w:p>
-            <w:pPr>
-              <w:widowControl w:val="0"/>
-              <w:spacing w:line="240" w:lineRule="auto" w:after="0"/>
-              <w:ind w:firstLine="0"/>
-              <w:jc w:val="left"/>
-            </w:pPr>
-            <w:r/>
-            <w:r>
-              <w:rPr>
-                <w:rFonts w:ascii="Times New Roman" w:hAnsi="Times New Roman" w:cs="Times New Roman" w:eastAsia="Times New Roman"/>
-                <w:b w:val="0"/>
-                <w:i w:val="0"/>
-                <w:sz w:val="24"/>
-              </w:rPr>
               <w:t>Формуляр</w:t>
             </w:r>
           </w:p>
@@ -5760,6 +6204,80 @@
                 <w:sz w:val="24"/>
               </w:rPr>
               <w:t>Сведения о системе, гарантиях и фактическом состоянии АС в ходе эксплуатации</w:t>
+            </w:r>
+          </w:p>
+        </w:tc>
+      </w:tr>
+      <w:tr>
+        <w:trPr>
+          <w:cantSplit/>
+        </w:trPr>
+        <w:tc>
+          <w:tcPr>
+            <w:tcW w:type="dxa" w:w="3175"/>
+          </w:tcPr>
+          <w:p>
+            <w:pPr>
+              <w:widowControl w:val="0"/>
+              <w:spacing w:line="240" w:lineRule="auto" w:after="0"/>
+              <w:ind w:firstLine="0"/>
+              <w:jc w:val="left"/>
+            </w:pPr>
+            <w:r/>
+            <w:r>
+              <w:rPr>
+                <w:rFonts w:ascii="Times New Roman" w:hAnsi="Times New Roman" w:cs="Times New Roman" w:eastAsia="Times New Roman"/>
+                <w:b w:val="0"/>
+                <w:i w:val="0"/>
+                <w:sz w:val="24"/>
+              </w:rPr>
+              <w:t>Паспорт</w:t>
+            </w:r>
+          </w:p>
+        </w:tc>
+        <w:tc>
+          <w:tcPr>
+            <w:tcW w:type="dxa" w:w="907"/>
+          </w:tcPr>
+          <w:p>
+            <w:pPr>
+              <w:widowControl w:val="0"/>
+              <w:spacing w:line="240" w:lineRule="auto" w:after="0"/>
+              <w:ind w:firstLine="0"/>
+              <w:jc w:val="left"/>
+            </w:pPr>
+            <w:r/>
+            <w:r>
+              <w:rPr>
+                <w:rFonts w:ascii="Times New Roman" w:hAnsi="Times New Roman" w:cs="Times New Roman" w:eastAsia="Times New Roman"/>
+                <w:b w:val="0"/>
+                <w:i w:val="0"/>
+                <w:sz w:val="24"/>
+              </w:rPr>
+              <w:t>ПС</w:t>
+            </w:r>
+          </w:p>
+        </w:tc>
+        <w:tc>
+          <w:tcPr>
+            <w:tcW w:type="dxa" w:w="5272"/>
+          </w:tcPr>
+          <w:p>
+            <w:pPr>
+              <w:widowControl w:val="0"/>
+              <w:spacing w:line="240" w:lineRule="auto" w:after="0"/>
+              <w:ind w:firstLine="0"/>
+              <w:jc w:val="left"/>
+            </w:pPr>
+            <w:r/>
+            <w:r>
+              <w:rPr>
+                <w:rFonts w:ascii="Times New Roman" w:hAnsi="Times New Roman" w:cs="Times New Roman" w:eastAsia="Times New Roman"/>
+                <w:b w:val="0"/>
+                <w:i w:val="0"/>
+                <w:sz w:val="24"/>
+              </w:rPr>
+              <w:t>Основные характеристики системы и её комплектность</w:t>
             </w:r>
           </w:p>
         </w:tc>
@@ -6525,6 +7043,91 @@
           </w:p>
         </w:tc>
       </w:tr>
+    </w:tbl>
+    <w:p>
+      <w:pPr>
+        <w:keepNext/>
+        <w:ind w:firstLine="0"/>
+        <w:jc w:val="right"/>
+      </w:pPr>
+      <w:r>
+        <w:rPr>
+          <w:rFonts w:ascii="Times New Roman" w:hAnsi="Times New Roman" w:cs="Times New Roman" w:eastAsia="Times New Roman"/>
+          <w:b w:val="0"/>
+          <w:i w:val="0"/>
+          <w:sz w:val="28"/>
+        </w:rPr>
+        <w:t>Продолжение таблицы 1.4</w:t>
+      </w:r>
+    </w:p>
+    <w:tbl>
+      <w:tblPr>
+        <w:tblStyle w:val="TableGrid"/>
+        <w:tblW w:type="auto" w:w="0"/>
+        <w:jc w:val="center"/>
+        <w:tblLayout w:type="fixed"/>
+        <w:tblLook w:firstColumn="1" w:firstRow="1" w:lastColumn="0" w:lastRow="0" w:noHBand="0" w:noVBand="1" w:val="04A0"/>
+        <w:tblLayout w:type="fixed"/>
+        <w:tblCaption w:val="1.4|7"/>
+      </w:tblPr>
+      <w:tblGrid>
+        <w:gridCol w:w="2835"/>
+        <w:gridCol w:w="6520"/>
+      </w:tblGrid>
+      <w:tr>
+        <w:trPr>
+          <w:cantSplit/>
+          <w:tblHeader/>
+        </w:trPr>
+        <w:tc>
+          <w:tcPr>
+            <w:tcW w:type="dxa" w:w="2835"/>
+          </w:tcPr>
+          <w:p>
+            <w:pPr>
+              <w:keepNext/>
+              <w:widowControl w:val="0"/>
+              <w:spacing w:line="240" w:lineRule="auto" w:after="0"/>
+              <w:ind w:firstLine="0"/>
+              <w:jc w:val="center"/>
+            </w:pPr>
+            <w:r/>
+            <w:r>
+              <w:rPr>
+                <w:rFonts w:ascii="Times New Roman" w:hAnsi="Times New Roman" w:cs="Times New Roman" w:eastAsia="Times New Roman"/>
+                <w:b w:val="0"/>
+                <w:i w:val="0"/>
+                <w:sz w:val="24"/>
+              </w:rPr>
+              <w:t>Стадии</w:t>
+            </w:r>
+          </w:p>
+        </w:tc>
+        <w:tc>
+          <w:tcPr>
+            <w:tcW w:type="dxa" w:w="6520"/>
+          </w:tcPr>
+          <w:p>
+            <w:pPr>
+              <w:keepNext/>
+              <w:widowControl w:val="0"/>
+              <w:spacing w:line="240" w:lineRule="auto" w:after="0"/>
+              <w:ind w:firstLine="0"/>
+              <w:jc w:val="center"/>
+            </w:pPr>
+            <w:r/>
+            <w:r>
+              <w:rPr>
+                <w:rFonts w:ascii="Times New Roman" w:hAnsi="Times New Roman" w:cs="Times New Roman" w:eastAsia="Times New Roman"/>
+                <w:b w:val="0"/>
+                <w:i w:val="0"/>
+                <w:sz w:val="24"/>
+              </w:rPr>
+              <w:t>Этапы работ</w:t>
+            </w:r>
+          </w:p>
+        </w:tc>
+      </w:tr>
       <w:tr>
         <w:trPr>
           <w:cantSplit/>
@@ -6844,6 +7447,91 @@
           </w:p>
         </w:tc>
       </w:tr>
+    </w:tbl>
+    <w:p>
+      <w:pPr>
+        <w:keepNext/>
+        <w:ind w:firstLine="0"/>
+        <w:jc w:val="right"/>
+      </w:pPr>
+      <w:r>
+        <w:rPr>
+          <w:rFonts w:ascii="Times New Roman" w:hAnsi="Times New Roman" w:cs="Times New Roman" w:eastAsia="Times New Roman"/>
+          <w:b w:val="0"/>
+          <w:i w:val="0"/>
+          <w:sz w:val="28"/>
+        </w:rPr>
+        <w:t>Продолжение таблицы 1.5</w:t>
+      </w:r>
+    </w:p>
+    <w:tbl>
+      <w:tblPr>
+        <w:tblStyle w:val="TableGrid"/>
+        <w:tblW w:type="auto" w:w="0"/>
+        <w:jc w:val="center"/>
+        <w:tblLayout w:type="fixed"/>
+        <w:tblLook w:firstColumn="1" w:firstRow="1" w:lastColumn="0" w:lastRow="0" w:noHBand="0" w:noVBand="1" w:val="04A0"/>
+        <w:tblLayout w:type="fixed"/>
+        <w:tblCaption w:val="1.5|1"/>
+      </w:tblPr>
+      <w:tblGrid>
+        <w:gridCol w:w="2835"/>
+        <w:gridCol w:w="6520"/>
+      </w:tblGrid>
+      <w:tr>
+        <w:trPr>
+          <w:cantSplit/>
+          <w:tblHeader/>
+        </w:trPr>
+        <w:tc>
+          <w:tcPr>
+            <w:tcW w:type="dxa" w:w="2835"/>
+          </w:tcPr>
+          <w:p>
+            <w:pPr>
+              <w:keepNext/>
+              <w:widowControl w:val="0"/>
+              <w:spacing w:line="240" w:lineRule="auto" w:after="0"/>
+              <w:ind w:firstLine="0"/>
+              <w:jc w:val="center"/>
+            </w:pPr>
+            <w:r/>
+            <w:r>
+              <w:rPr>
+                <w:rFonts w:ascii="Times New Roman" w:hAnsi="Times New Roman" w:cs="Times New Roman" w:eastAsia="Times New Roman"/>
+                <w:b w:val="0"/>
+                <w:i w:val="0"/>
+                <w:sz w:val="24"/>
+              </w:rPr>
+              <w:t>Раздел</w:t>
+            </w:r>
+          </w:p>
+        </w:tc>
+        <w:tc>
+          <w:tcPr>
+            <w:tcW w:type="dxa" w:w="6520"/>
+          </w:tcPr>
+          <w:p>
+            <w:pPr>
+              <w:keepNext/>
+              <w:widowControl w:val="0"/>
+              <w:spacing w:line="240" w:lineRule="auto" w:after="0"/>
+              <w:ind w:firstLine="0"/>
+              <w:jc w:val="center"/>
+            </w:pPr>
+            <w:r/>
+            <w:r>
+              <w:rPr>
+                <w:rFonts w:ascii="Times New Roman" w:hAnsi="Times New Roman" w:cs="Times New Roman" w:eastAsia="Times New Roman"/>
+                <w:b w:val="0"/>
+                <w:i w:val="0"/>
+                <w:sz w:val="24"/>
+              </w:rPr>
+              <w:t>Перечень документов</w:t>
+            </w:r>
+          </w:p>
+        </w:tc>
+      </w:tr>
       <w:tr>
         <w:trPr>
           <w:cantSplit/>
@@ -6942,91 +7630,6 @@
                 <w:sz w:val="24"/>
               </w:rPr>
               <w:t>4. Кодекс РФ об административных правонарушениях: ст. 7.12 (нарушение авторских и смежных прав)</w:t>
-            </w:r>
-          </w:p>
-        </w:tc>
-      </w:tr>
-    </w:tbl>
-    <w:p>
-      <w:pPr>
-        <w:keepNext/>
-        <w:ind w:firstLine="0"/>
-        <w:jc w:val="right"/>
-      </w:pPr>
-      <w:r>
-        <w:rPr>
-          <w:rFonts w:ascii="Times New Roman" w:hAnsi="Times New Roman" w:cs="Times New Roman" w:eastAsia="Times New Roman"/>
-          <w:b w:val="0"/>
-          <w:i w:val="0"/>
-          <w:sz w:val="28"/>
-        </w:rPr>
-        <w:t>Продолжение таблицы 1.5</w:t>
-      </w:r>
-    </w:p>
-    <w:tbl>
-      <w:tblPr>
-        <w:tblStyle w:val="TableGrid"/>
-        <w:tblW w:type="auto" w:w="0"/>
-        <w:jc w:val="center"/>
-        <w:tblLayout w:type="fixed"/>
-        <w:tblLook w:firstColumn="1" w:firstRow="1" w:lastColumn="0" w:lastRow="0" w:noHBand="0" w:noVBand="1" w:val="04A0"/>
-        <w:tblLayout w:type="fixed"/>
-        <w:tblCaption w:val="1.5|2"/>
-      </w:tblPr>
-      <w:tblGrid>
-        <w:gridCol w:w="2835"/>
-        <w:gridCol w:w="6520"/>
-      </w:tblGrid>
-      <w:tr>
-        <w:trPr>
-          <w:cantSplit/>
-          <w:tblHeader/>
-        </w:trPr>
-        <w:tc>
-          <w:tcPr>
-            <w:tcW w:type="dxa" w:w="2835"/>
-          </w:tcPr>
-          <w:p>
-            <w:pPr>
-              <w:keepNext/>
-              <w:widowControl w:val="0"/>
-              <w:spacing w:line="240" w:lineRule="auto" w:after="0"/>
-              <w:ind w:firstLine="0"/>
-              <w:jc w:val="center"/>
-            </w:pPr>
-            <w:r/>
-            <w:r>
-              <w:rPr>
-                <w:rFonts w:ascii="Times New Roman" w:hAnsi="Times New Roman" w:cs="Times New Roman" w:eastAsia="Times New Roman"/>
-                <w:b w:val="0"/>
-                <w:i w:val="0"/>
-                <w:sz w:val="24"/>
-              </w:rPr>
-              <w:t>Раздел</w:t>
-            </w:r>
-          </w:p>
-        </w:tc>
-        <w:tc>
-          <w:tcPr>
-            <w:tcW w:type="dxa" w:w="6520"/>
-          </w:tcPr>
-          <w:p>
-            <w:pPr>
-              <w:keepNext/>
-              <w:widowControl w:val="0"/>
-              <w:spacing w:line="240" w:lineRule="auto" w:after="0"/>
-              <w:ind w:firstLine="0"/>
-              <w:jc w:val="center"/>
-            </w:pPr>
-            <w:r/>
-            <w:r>
-              <w:rPr>
-                <w:rFonts w:ascii="Times New Roman" w:hAnsi="Times New Roman" w:cs="Times New Roman" w:eastAsia="Times New Roman"/>
-                <w:b w:val="0"/>
-                <w:i w:val="0"/>
-                <w:sz w:val="24"/>
-              </w:rPr>
-              <w:t>Перечень документов</w:t>
             </w:r>
           </w:p>
         </w:tc>
@@ -7286,6 +7889,91 @@
           </w:p>
         </w:tc>
       </w:tr>
+    </w:tbl>
+    <w:p>
+      <w:pPr>
+        <w:keepNext/>
+        <w:ind w:firstLine="0"/>
+        <w:jc w:val="right"/>
+      </w:pPr>
+      <w:r>
+        <w:rPr>
+          <w:rFonts w:ascii="Times New Roman" w:hAnsi="Times New Roman" w:cs="Times New Roman" w:eastAsia="Times New Roman"/>
+          <w:b w:val="0"/>
+          <w:i w:val="0"/>
+          <w:sz w:val="28"/>
+        </w:rPr>
+        <w:t>Продолжение таблицы 1.5</w:t>
+      </w:r>
+    </w:p>
+    <w:tbl>
+      <w:tblPr>
+        <w:tblStyle w:val="TableGrid"/>
+        <w:tblW w:type="auto" w:w="0"/>
+        <w:jc w:val="center"/>
+        <w:tblLayout w:type="fixed"/>
+        <w:tblLook w:firstColumn="1" w:firstRow="1" w:lastColumn="0" w:lastRow="0" w:noHBand="0" w:noVBand="1" w:val="04A0"/>
+        <w:tblLayout w:type="fixed"/>
+        <w:tblCaption w:val="1.5|4"/>
+      </w:tblPr>
+      <w:tblGrid>
+        <w:gridCol w:w="2835"/>
+        <w:gridCol w:w="6520"/>
+      </w:tblGrid>
+      <w:tr>
+        <w:trPr>
+          <w:cantSplit/>
+          <w:tblHeader/>
+        </w:trPr>
+        <w:tc>
+          <w:tcPr>
+            <w:tcW w:type="dxa" w:w="2835"/>
+          </w:tcPr>
+          <w:p>
+            <w:pPr>
+              <w:keepNext/>
+              <w:widowControl w:val="0"/>
+              <w:spacing w:line="240" w:lineRule="auto" w:after="0"/>
+              <w:ind w:firstLine="0"/>
+              <w:jc w:val="center"/>
+            </w:pPr>
+            <w:r/>
+            <w:r>
+              <w:rPr>
+                <w:rFonts w:ascii="Times New Roman" w:hAnsi="Times New Roman" w:cs="Times New Roman" w:eastAsia="Times New Roman"/>
+                <w:b w:val="0"/>
+                <w:i w:val="0"/>
+                <w:sz w:val="24"/>
+              </w:rPr>
+              <w:t>Раздел</w:t>
+            </w:r>
+          </w:p>
+        </w:tc>
+        <w:tc>
+          <w:tcPr>
+            <w:tcW w:type="dxa" w:w="6520"/>
+          </w:tcPr>
+          <w:p>
+            <w:pPr>
+              <w:keepNext/>
+              <w:widowControl w:val="0"/>
+              <w:spacing w:line="240" w:lineRule="auto" w:after="0"/>
+              <w:ind w:firstLine="0"/>
+              <w:jc w:val="center"/>
+            </w:pPr>
+            <w:r/>
+            <w:r>
+              <w:rPr>
+                <w:rFonts w:ascii="Times New Roman" w:hAnsi="Times New Roman" w:cs="Times New Roman" w:eastAsia="Times New Roman"/>
+                <w:b w:val="0"/>
+                <w:i w:val="0"/>
+                <w:sz w:val="24"/>
+              </w:rPr>
+              <w:t>Перечень документов</w:t>
+            </w:r>
+          </w:p>
+        </w:tc>
+      </w:tr>
       <w:tr>
         <w:trPr>
           <w:cantSplit/>
@@ -7461,7 +8149,7 @@
           <w:i w:val="0"/>
           <w:sz w:val="28"/>
         </w:rPr>
-        <w:t>Раздел VII «Права на результаты интеллектуальной деятельности и средства индивидуализации» части четвёртой Гражданского кодекса РФ (Федеральный закон от 18.12.2006 № 230-ФЗ, введена в действие с 01.01.2008) открывается главой 69 «Общие положения» (ст. 1225–1254). Глава устанавливает общие правила для всех объектов интеллектуальной собственности, а специальные правила для отдельных объектов содержатся в последующих главах: гл. 70 — авторское право, гл. 71 — смежные права, гл. 72 — патентное право, гл. 74 — топологии интегральных микросхем, гл. 75 — секреты производства, гл. 76 — средства индивидуализации. Тексты статей приводятся по СПС «КонсультантПлюс» в действующей редакции [8, 9].</w:t>
+        <w:t>Раздел VII «Права на результаты интеллектуальной деятельности и средства индивидуализации» части четвёртой Гражданского кодекса РФ (Федеральный закон от 18.12.2006 № 230-ФЗ, введена в действие с 01.01.2008) открывается главой 69 «Общие положения» (ст. 1225–1254). Глава устанавливает общие правила для всех объектов интеллектуальной собственности, а специальные правила для отдельных объектов содержатся в последующих главах: гл. 70 — авторское право, гл. 71 — смежные права, гл. 72 — патентное право, гл. 74 — топологии интегральных микросхем, гл. 75 — секреты производства, гл. 76 — средства индивидуализации. Тексты статей приводятся по СПС «КонсультантПлюс» в действующей редакции.</w:t>
       </w:r>
     </w:p>
     <w:p>
@@ -7540,7 +8228,7 @@
           <w:i w:val="0"/>
           <w:sz w:val="28"/>
         </w:rPr>
-        <w:t>Перечень является закрытым: объект, не названный в ст. 1225, не может быть признан интеллектуальной собственностью, даже если он обладает новизной и ценностью. Поэтому, например, нейросетевая модель, набор данных или алгоритм охраняются не как самостоятельные объекты, а через одну из перечисленных категорий — как программа для ЭВМ, база данных или секрет производства.</w:t>
+        <w:t>Перечень является закрытым: объект, не названный в ст. 1225, не может быть признан интеллектуальной собственностью, даже если он обладает новизной и ценностью. Поэтому, например, алгоритм, справочник или методика расчёта охраняются не как самостоятельные объекты, а через одну из перечисленных категорий — как программа для ЭВМ, база данных или секрет производства.</w:t>
       </w:r>
     </w:p>
     <w:p>
@@ -7718,7 +8406,7 @@
                 <w:i w:val="0"/>
                 <w:sz w:val="24"/>
               </w:rPr>
-              <w:t>Прикладное и системное ПО, мобильные приложения, веб-сервисы, исходный и объектный код, модели машинного обучения в составе ПО</w:t>
+              <w:t>Прикладное и системное ПО, мобильные приложения, веб-сервисы, исходный и объектный код, расчётные модули</w:t>
             </w:r>
           </w:p>
         </w:tc>
@@ -7792,7 +8480,7 @@
                 <w:i w:val="0"/>
                 <w:sz w:val="24"/>
               </w:rPr>
-              <w:t>Реляционные БД, справочники, наборы данных, каталоги, реестры</w:t>
+              <w:t>Реляционные БД, справочники, каталоги, реестры</w:t>
             </w:r>
           </w:p>
         </w:tc>
@@ -7890,116 +8578,6 @@
                 <w:sz w:val="24"/>
               </w:rPr>
               <w:t>Авторское право (гл. 70); сайт может охраняться как составное произведение (п. 2 ст. 1260)</w:t>
-            </w:r>
-          </w:p>
-        </w:tc>
-      </w:tr>
-    </w:tbl>
-    <w:p>
-      <w:pPr>
-        <w:keepNext/>
-        <w:ind w:firstLine="0"/>
-        <w:jc w:val="right"/>
-      </w:pPr>
-      <w:r>
-        <w:rPr>
-          <w:rFonts w:ascii="Times New Roman" w:hAnsi="Times New Roman" w:cs="Times New Roman" w:eastAsia="Times New Roman"/>
-          <w:b w:val="0"/>
-          <w:i w:val="0"/>
-          <w:sz w:val="28"/>
-        </w:rPr>
-        <w:t>Продолжение таблицы 1.6</w:t>
-      </w:r>
-    </w:p>
-    <w:tbl>
-      <w:tblPr>
-        <w:tblStyle w:val="TableGrid"/>
-        <w:tblW w:type="auto" w:w="0"/>
-        <w:jc w:val="center"/>
-        <w:tblLayout w:type="fixed"/>
-        <w:tblLook w:firstColumn="1" w:firstRow="1" w:lastColumn="0" w:lastRow="0" w:noHBand="0" w:noVBand="1" w:val="04A0"/>
-        <w:tblLayout w:type="fixed"/>
-        <w:tblCaption w:val="1.6|3"/>
-      </w:tblPr>
-      <w:tblGrid>
-        <w:gridCol w:w="2041"/>
-        <w:gridCol w:w="3175"/>
-        <w:gridCol w:w="4139"/>
-      </w:tblGrid>
-      <w:tr>
-        <w:trPr>
-          <w:cantSplit/>
-          <w:tblHeader/>
-        </w:trPr>
-        <w:tc>
-          <w:tcPr>
-            <w:tcW w:type="dxa" w:w="2041"/>
-          </w:tcPr>
-          <w:p>
-            <w:pPr>
-              <w:keepNext/>
-              <w:widowControl w:val="0"/>
-              <w:spacing w:line="240" w:lineRule="auto" w:after="0"/>
-              <w:ind w:firstLine="0"/>
-              <w:jc w:val="center"/>
-            </w:pPr>
-            <w:r/>
-            <w:r>
-              <w:rPr>
-                <w:rFonts w:ascii="Times New Roman" w:hAnsi="Times New Roman" w:cs="Times New Roman" w:eastAsia="Times New Roman"/>
-                <w:b w:val="0"/>
-                <w:i w:val="0"/>
-                <w:sz w:val="24"/>
-              </w:rPr>
-              <w:t>Объект (п. 1 ст. 1225)</w:t>
-            </w:r>
-          </w:p>
-        </w:tc>
-        <w:tc>
-          <w:tcPr>
-            <w:tcW w:type="dxa" w:w="3175"/>
-          </w:tcPr>
-          <w:p>
-            <w:pPr>
-              <w:keepNext/>
-              <w:widowControl w:val="0"/>
-              <w:spacing w:line="240" w:lineRule="auto" w:after="0"/>
-              <w:ind w:firstLine="0"/>
-              <w:jc w:val="center"/>
-            </w:pPr>
-            <w:r/>
-            <w:r>
-              <w:rPr>
-                <w:rFonts w:ascii="Times New Roman" w:hAnsi="Times New Roman" w:cs="Times New Roman" w:eastAsia="Times New Roman"/>
-                <w:b w:val="0"/>
-                <w:i w:val="0"/>
-                <w:sz w:val="24"/>
-              </w:rPr>
-              <w:t>Примеры в ИТ</w:t>
-            </w:r>
-          </w:p>
-        </w:tc>
-        <w:tc>
-          <w:tcPr>
-            <w:tcW w:type="dxa" w:w="4139"/>
-          </w:tcPr>
-          <w:p>
-            <w:pPr>
-              <w:keepNext/>
-              <w:widowControl w:val="0"/>
-              <w:spacing w:line="240" w:lineRule="auto" w:after="0"/>
-              <w:ind w:firstLine="0"/>
-              <w:jc w:val="center"/>
-            </w:pPr>
-            <w:r/>
-            <w:r>
-              <w:rPr>
-                <w:rFonts w:ascii="Times New Roman" w:hAnsi="Times New Roman" w:cs="Times New Roman" w:eastAsia="Times New Roman"/>
-                <w:b w:val="0"/>
-                <w:i w:val="0"/>
-                <w:sz w:val="24"/>
-              </w:rPr>
-              <w:t>Режим охраны и специальные нормы ГК РФ</w:t>
             </w:r>
           </w:p>
         </w:tc>
@@ -8198,7 +8776,7 @@
                 <w:i w:val="0"/>
                 <w:sz w:val="24"/>
               </w:rPr>
-              <w:t>Алгоритмы, исходный код, архитектура системы, параметры обученных моделей, методики</w:t>
+              <w:t>Алгоритмы, исходный код, архитектура системы, методики расчёта</w:t>
             </w:r>
           </w:p>
         </w:tc>
@@ -8478,7 +9056,7 @@
           <w:i w:val="0"/>
           <w:sz w:val="28"/>
         </w:rPr>
-        <w:t>Важно ограничение охраны: авторское право защищает форму выражения, но не идею. Алгоритм или метод машинного обучения сам по себе авторским правом не охраняется — охраняется лишь конкретный программный код, его реализующий:</w:t>
+        <w:t>Важно ограничение охраны: авторское право защищает форму выражения, но не идею. Алгоритм или метод расчёта сам по себе авторским правом не охраняется — охраняется лишь конкретный программный код, его реализующий:</w:t>
       </w:r>
     </w:p>
     <w:p>
@@ -8732,7 +9310,7 @@
           <w:i w:val="0"/>
           <w:sz w:val="28"/>
         </w:rPr>
-        <w:t>Кроме того, глава 69 регулирует государственную регистрацию результатов интеллектуальной деятельности (ст. 1232), действие прав на территории РФ (ст. 1231), переход исключительного права без договора, в том числе по наследству (ст. 1241), коллективное управление правами (ст. 1242–1244). Она также устанавливает защиту интеллектуальных прав (ст. 1250) и исключительных прав (ст. 1252): требования о признании права, пресечении нарушения, возмещении убытков или выплате компенсации, изъятии материального носителя, публикации решения суда. Разъяснения по применению этих норм даны в Постановлении Пленума Верховного Суда РФ от 23.04.2019 № 10 «О применении части четвертой Гражданского кодекса Российской Федерации» [10].</w:t>
+        <w:t>Кроме того, глава 69 регулирует государственную регистрацию результатов интеллектуальной деятельности (ст. 1232), действие прав на территории РФ (ст. 1231), переход исключительного права без договора, в том числе по наследству (ст. 1241), коллективное управление правами (ст. 1242–1244). Она также устанавливает защиту интеллектуальных прав (ст. 1250) и исключительных прав (ст. 1252): требования о признании права, пресечении нарушения, возмещении убытков или выплате компенсации, изъятии материального носителя, публикации решения суда. Разъяснения по применению этих норм даны в Постановлении Пленума Верховного Суда РФ от 23.04.2019 № 10 «О применении части четвертой Гражданского кодекса Российской Федерации».</w:t>
       </w:r>
     </w:p>
     <w:p>
@@ -8774,7 +9352,7 @@
           <w:i w:val="0"/>
           <w:sz w:val="28"/>
         </w:rPr>
-        <w:t>– программный код серверной и клиентской частей и модели машинного обучения — программа для ЭВМ (ст. 1261);</w:t>
+        <w:t>– программный код серверной и клиентской частей и модуля планирования закупок — программа для ЭВМ (ст. 1261);</w:t>
       </w:r>
     </w:p>
     <w:p>
@@ -8785,7 +9363,7 @@
           <w:i w:val="0"/>
           <w:sz w:val="28"/>
         </w:rPr>
-        <w:t>– база данных системы и обучающая выборка — база данных (ст. 1260, 1334);</w:t>
+        <w:t>– база данных системы со справочниками номенклатуры, поставщиков и историей продаж — база данных (ст. 1260, 1334);</w:t>
       </w:r>
     </w:p>
     <w:p>
@@ -8807,7 +9385,7 @@
           <w:i w:val="0"/>
           <w:sz w:val="28"/>
         </w:rPr>
-        <w:t>– алгоритмы подготовки признаков и параметры модели — секрет производства (ст. 1465).</w:t>
+        <w:t>– алгоритмы расчёта заказов и правила уценки — секрет производства (ст. 1465).</w:t>
       </w:r>
     </w:p>
     <w:p>
@@ -8818,7 +9396,7 @@
           <w:i w:val="0"/>
           <w:sz w:val="28"/>
         </w:rPr>
-        <w:t>Рекомендуется закрепить исключительные права за заказчиком (работодателем) договором (ст. 1295, 1296), зарегистрировать программу и базу данных в Роспатенте (ст. 1262) и установить режим коммерческой тайны для алгоритмов и обученных моделей.</w:t>
+        <w:t>Рекомендуется закрепить исключительные права за заказчиком (работодателем) договором (ст. 1295, 1296), зарегистрировать программу и базу данных в Роспатенте (ст. 1262) и установить режим коммерческой тайны для алгоритмов расчёта заказов.</w:t>
       </w:r>
     </w:p>
     <w:p>
@@ -8874,7 +9452,7 @@
           <w:i w:val="0"/>
           <w:sz w:val="28"/>
         </w:rPr>
-        <w:t>Ответственности посвящена статья 17 «Ответственность за правонарушения в сфере информации, информационных технологий и защиты информации» Федерального закона от 27.07.2006 № 149-ФЗ «Об информации, информационных технологиях и о защите информации». Текст приводится по СПС «КонсультантПлюс» в действующей редакции [11, 12].</w:t>
+        <w:t>Ответственности посвящена статья 17 «Ответственность за правонарушения в сфере информации, информационных технологий и защиты информации» Федерального закона от 27.07.2006 № 149-ФЗ «Об информации, информационных технологиях и о защите информации». Текст приводится по СПС «КонсультантПлюс» в действующей редакции.</w:t>
       </w:r>
     </w:p>
     <w:p>
@@ -9343,80 +9921,6 @@
           </w:p>
         </w:tc>
       </w:tr>
-      <w:tr>
-        <w:trPr>
-          <w:cantSplit/>
-        </w:trPr>
-        <w:tc>
-          <w:tcPr>
-            <w:tcW w:type="dxa" w:w="1814"/>
-          </w:tcPr>
-          <w:p>
-            <w:pPr>
-              <w:widowControl w:val="0"/>
-              <w:spacing w:line="240" w:lineRule="auto" w:after="0"/>
-              <w:ind w:firstLine="0"/>
-              <w:jc w:val="left"/>
-            </w:pPr>
-            <w:r/>
-            <w:r>
-              <w:rPr>
-                <w:rFonts w:ascii="Times New Roman" w:hAnsi="Times New Roman" w:cs="Times New Roman" w:eastAsia="Times New Roman"/>
-                <w:b w:val="0"/>
-                <w:i w:val="0"/>
-                <w:sz w:val="24"/>
-              </w:rPr>
-              <w:t>Административная</w:t>
-            </w:r>
-          </w:p>
-        </w:tc>
-        <w:tc>
-          <w:tcPr>
-            <w:tcW w:type="dxa" w:w="3005"/>
-          </w:tcPr>
-          <w:p>
-            <w:pPr>
-              <w:widowControl w:val="0"/>
-              <w:spacing w:line="240" w:lineRule="auto" w:after="0"/>
-              <w:ind w:firstLine="0"/>
-              <w:jc w:val="left"/>
-            </w:pPr>
-            <w:r/>
-            <w:r>
-              <w:rPr>
-                <w:rFonts w:ascii="Times New Roman" w:hAnsi="Times New Roman" w:cs="Times New Roman" w:eastAsia="Times New Roman"/>
-                <w:b w:val="0"/>
-                <w:i w:val="0"/>
-                <w:sz w:val="24"/>
-              </w:rPr>
-              <w:t>КоАП РФ: ст. 13.11, 13.12, 13.14, 13.31, 13.41 и др.</w:t>
-            </w:r>
-          </w:p>
-        </w:tc>
-        <w:tc>
-          <w:tcPr>
-            <w:tcW w:type="dxa" w:w="4535"/>
-          </w:tcPr>
-          <w:p>
-            <w:pPr>
-              <w:widowControl w:val="0"/>
-              <w:spacing w:line="240" w:lineRule="auto" w:after="0"/>
-              <w:ind w:firstLine="0"/>
-              <w:jc w:val="left"/>
-            </w:pPr>
-            <w:r/>
-            <w:r>
-              <w:rPr>
-                <w:rFonts w:ascii="Times New Roman" w:hAnsi="Times New Roman" w:cs="Times New Roman" w:eastAsia="Times New Roman"/>
-                <w:b w:val="0"/>
-                <w:i w:val="0"/>
-                <w:sz w:val="24"/>
-              </w:rPr>
-              <w:t>Штрафы за нарушение законодательства о персональных данных (ст. 13.11, в т. ч. ч. 12–18 об утечках, введённые Федеральным законом от 30.11.2024 № 420-ФЗ с 30.05.2025, вплоть до оборотных штрафов при повторной утечке); за нарушение правил защиты информации (ст. 13.12); за разглашение информации с ограниченным доступом (ст. 13.14); за неисполнение обязанностей организатором распространения информации (ст. 13.31); за нарушение порядка ограничения доступа к информации (ст. 13.41)</w:t>
-            </w:r>
-          </w:p>
-        </w:tc>
-      </w:tr>
     </w:tbl>
     <w:p>
       <w:pPr>
@@ -9442,7 +9946,7 @@
         <w:tblLayout w:type="fixed"/>
         <w:tblLook w:firstColumn="1" w:firstRow="1" w:lastColumn="0" w:lastRow="0" w:noHBand="0" w:noVBand="1" w:val="04A0"/>
         <w:tblLayout w:type="fixed"/>
-        <w:tblCaption w:val="1.7|3"/>
+        <w:tblCaption w:val="1.7|2"/>
       </w:tblPr>
       <w:tblGrid>
         <w:gridCol w:w="1814"/>
@@ -9550,6 +10054,80 @@
                 <w:i w:val="0"/>
                 <w:sz w:val="24"/>
               </w:rPr>
+              <w:t>Административная</w:t>
+            </w:r>
+          </w:p>
+        </w:tc>
+        <w:tc>
+          <w:tcPr>
+            <w:tcW w:type="dxa" w:w="3005"/>
+          </w:tcPr>
+          <w:p>
+            <w:pPr>
+              <w:widowControl w:val="0"/>
+              <w:spacing w:line="240" w:lineRule="auto" w:after="0"/>
+              <w:ind w:firstLine="0"/>
+              <w:jc w:val="left"/>
+            </w:pPr>
+            <w:r/>
+            <w:r>
+              <w:rPr>
+                <w:rFonts w:ascii="Times New Roman" w:hAnsi="Times New Roman" w:cs="Times New Roman" w:eastAsia="Times New Roman"/>
+                <w:b w:val="0"/>
+                <w:i w:val="0"/>
+                <w:sz w:val="24"/>
+              </w:rPr>
+              <w:t>КоАП РФ: ст. 13.11, 13.12, 13.14, 13.31, 13.41 и др.</w:t>
+            </w:r>
+          </w:p>
+        </w:tc>
+        <w:tc>
+          <w:tcPr>
+            <w:tcW w:type="dxa" w:w="4535"/>
+          </w:tcPr>
+          <w:p>
+            <w:pPr>
+              <w:widowControl w:val="0"/>
+              <w:spacing w:line="240" w:lineRule="auto" w:after="0"/>
+              <w:ind w:firstLine="0"/>
+              <w:jc w:val="left"/>
+            </w:pPr>
+            <w:r/>
+            <w:r>
+              <w:rPr>
+                <w:rFonts w:ascii="Times New Roman" w:hAnsi="Times New Roman" w:cs="Times New Roman" w:eastAsia="Times New Roman"/>
+                <w:b w:val="0"/>
+                <w:i w:val="0"/>
+                <w:sz w:val="24"/>
+              </w:rPr>
+              <w:t>Штрафы за нарушение законодательства о персональных данных (ст. 13.11, в т. ч. ч. 12–18 об утечках, введённые Федеральным законом от 30.11.2024 № 420-ФЗ с 30.05.2025, вплоть до оборотных штрафов при повторной утечке); за нарушение правил защиты информации (ст. 13.12); за разглашение информации с ограниченным доступом (ст. 13.14); за неисполнение обязанностей организатором распространения информации (ст. 13.31); за нарушение порядка ограничения доступа к информации (ст. 13.41)</w:t>
+            </w:r>
+          </w:p>
+        </w:tc>
+      </w:tr>
+      <w:tr>
+        <w:trPr>
+          <w:cantSplit/>
+        </w:trPr>
+        <w:tc>
+          <w:tcPr>
+            <w:tcW w:type="dxa" w:w="1814"/>
+          </w:tcPr>
+          <w:p>
+            <w:pPr>
+              <w:widowControl w:val="0"/>
+              <w:spacing w:line="240" w:lineRule="auto" w:after="0"/>
+              <w:ind w:firstLine="0"/>
+              <w:jc w:val="left"/>
+            </w:pPr>
+            <w:r/>
+            <w:r>
+              <w:rPr>
+                <w:rFonts w:ascii="Times New Roman" w:hAnsi="Times New Roman" w:cs="Times New Roman" w:eastAsia="Times New Roman"/>
+                <w:b w:val="0"/>
+                <w:i w:val="0"/>
+                <w:sz w:val="24"/>
+              </w:rPr>
               <w:t>Уголовная</w:t>
             </w:r>
           </w:p>
@@ -9624,7 +10202,7 @@
           <w:i w:val="0"/>
           <w:sz w:val="28"/>
         </w:rPr>
-        <w:t xml:space="preserve"> Система «ИС планирования закупок и продаж цветов» обрабатывает информацию ограниченного доступа: персональные данные, а также сведения, составляющие коммерческую тайну Компании (закупочные цены, условия поставщиков, данные о продажах). Следовательно, оператор системы обязан принимать меры защиты информации (ст. 16 Закона № 149-ФЗ, ст. 19 Закона № 152-ФЗ).</w:t>
+        <w:t xml:space="preserve"> Система «ИС планирования закупок и продаж цветов» обрабатывает информацию ограниченного доступа: персональные данные покупателей интернет-магазина, а также сведения, составляющие коммерческую тайну Компании (закупочные цены, условия поставщиков, данные о продажах). Следовательно, оператор системы обязан принимать меры защиты информации (ст. 16 Закона № 149-ФЗ, ст. 19 Закона № 152-ФЗ).</w:t>
       </w:r>
     </w:p>
     <w:p>
@@ -9646,7 +10224,7 @@
           <w:i w:val="0"/>
           <w:sz w:val="28"/>
         </w:rPr>
-        <w:t>Отсюда следуют требования к системе: разграничение доступа по ролям, журнал аудита, шифрование каналов связи и обезличивание данных при обучении моделей.</w:t>
+        <w:t>Отсюда следуют требования к системе: разграничение доступа по ролям, журнал аудита, шифрование каналов связи и регулярное резервное копирование данных.</w:t>
       </w:r>
     </w:p>
     <w:p>
@@ -9736,272 +10314,6 @@
           <w:sz w:val="28"/>
         </w:rPr>
         <w:t>Применительно к разрабатываемой информационной системе планирования процессов закупки и продажи цветочной продукции установлено, что её создание следует вести по стадиям ГОСТ 34.601-90 (ГОСТ Р 59793-2021) с оформлением технического задания по ГОСТ 34.602, процессы жизненного цикла организовать по ГОСТ Р ИСО/МЭК 12207, требования к качеству формулировать на основе модели ISO/IEC 25010, а функции учёта продаж, работы с покупателями и поставщиками реализовать с учётом требований 381-ФЗ, 54-ФЗ, Закона «О защите прав потребителей», 152-ФЗ (данные покупателей интернет-магазина) и 206-ФЗ (фитосанитарный контроль импортной продукции).</w:t>
-      </w:r>
-    </w:p>
-    <w:p>
-      <w:pPr>
-        <w:pStyle w:val="Heading1"/>
-      </w:pPr>
-      <w:r>
-        <w:rPr>
-          <w:rFonts w:ascii="Times New Roman" w:hAnsi="Times New Roman" w:cs="Times New Roman" w:eastAsia="Times New Roman"/>
-          <w:b/>
-          <w:i w:val="0"/>
-          <w:sz w:val="28"/>
-        </w:rPr>
-        <w:t>Список использованных источников</w:t>
-      </w:r>
-    </w:p>
-    <w:p>
-      <w:pPr>
-        <w:jc w:val="left"/>
-      </w:pPr>
-      <w:r>
-        <w:rPr>
-          <w:rFonts w:ascii="Times New Roman" w:hAnsi="Times New Roman" w:cs="Times New Roman" w:eastAsia="Times New Roman"/>
-          <w:b w:val="0"/>
-          <w:i w:val="0"/>
-          <w:sz w:val="28"/>
-        </w:rPr>
-        <w:t>1. ГОСТ 34.201-89. Информационная технология. Комплекс стандартов на автоматизированные системы. Виды, комплектность и обозначение документов при создании автоматизированных систем. — М.: Стандартинформ, 2009.</w:t>
-      </w:r>
-    </w:p>
-    <w:p>
-      <w:pPr>
-        <w:jc w:val="left"/>
-      </w:pPr>
-      <w:r>
-        <w:rPr>
-          <w:rFonts w:ascii="Times New Roman" w:hAnsi="Times New Roman" w:cs="Times New Roman" w:eastAsia="Times New Roman"/>
-          <w:b w:val="0"/>
-          <w:i w:val="0"/>
-          <w:sz w:val="28"/>
-        </w:rPr>
-        <w:t>2. ГОСТ 34.601-90. Информационная технология. Комплекс стандартов на автоматизированные системы. Автоматизированные системы. Стадии создания. — М.: Стандартинформ, 2009.</w:t>
-      </w:r>
-    </w:p>
-    <w:p>
-      <w:pPr>
-        <w:jc w:val="left"/>
-      </w:pPr>
-      <w:r>
-        <w:rPr>
-          <w:rFonts w:ascii="Times New Roman" w:hAnsi="Times New Roman" w:cs="Times New Roman" w:eastAsia="Times New Roman"/>
-          <w:b w:val="0"/>
-          <w:i w:val="0"/>
-          <w:sz w:val="28"/>
-        </w:rPr>
-        <w:t>3. ГОСТ 34.602-2020. Информационные технологии. Комплекс стандартов на автоматизированные системы. Техническое задание на создание автоматизированной системы. — М.: Стандартинформ, 2021.</w:t>
-      </w:r>
-    </w:p>
-    <w:p>
-      <w:pPr>
-        <w:jc w:val="left"/>
-      </w:pPr>
-      <w:r>
-        <w:rPr>
-          <w:rFonts w:ascii="Times New Roman" w:hAnsi="Times New Roman" w:cs="Times New Roman" w:eastAsia="Times New Roman"/>
-          <w:b w:val="0"/>
-          <w:i w:val="0"/>
-          <w:sz w:val="28"/>
-        </w:rPr>
-        <w:t>4. ГОСТ Р 59793-2021. Информационные технологии. Комплекс стандартов на автоматизированные системы. Автоматизированные системы. Стадии создания. — М.: Российский институт стандартизации, 2021.</w:t>
-      </w:r>
-    </w:p>
-    <w:p>
-      <w:pPr>
-        <w:jc w:val="left"/>
-      </w:pPr>
-      <w:r>
-        <w:rPr>
-          <w:rFonts w:ascii="Times New Roman" w:hAnsi="Times New Roman" w:cs="Times New Roman" w:eastAsia="Times New Roman"/>
-          <w:b w:val="0"/>
-          <w:i w:val="0"/>
-          <w:sz w:val="28"/>
-        </w:rPr>
-        <w:t>5. ГОСТ Р ИСО/МЭК 12207-2010. Информационная технология. Системная и программная инженерия. Процессы жизненного цикла программных средств. — М.: Стандартинформ, 2011.</w:t>
-      </w:r>
-    </w:p>
-    <w:p>
-      <w:pPr>
-        <w:jc w:val="left"/>
-      </w:pPr>
-      <w:r>
-        <w:rPr>
-          <w:rFonts w:ascii="Times New Roman" w:hAnsi="Times New Roman" w:cs="Times New Roman" w:eastAsia="Times New Roman"/>
-          <w:b w:val="0"/>
-          <w:i w:val="0"/>
-          <w:sz w:val="28"/>
-        </w:rPr>
-        <w:t>6. ISO/IEC 25010:2023. Systems and software engineering — Systems and software Quality Requirements and Evaluation (SQuaRE) — Product quality model. — Geneva: ISO, 2023.</w:t>
-      </w:r>
-    </w:p>
-    <w:p>
-      <w:pPr>
-        <w:jc w:val="left"/>
-      </w:pPr>
-      <w:r>
-        <w:rPr>
-          <w:rFonts w:ascii="Times New Roman" w:hAnsi="Times New Roman" w:cs="Times New Roman" w:eastAsia="Times New Roman"/>
-          <w:b w:val="0"/>
-          <w:i w:val="0"/>
-          <w:sz w:val="28"/>
-        </w:rPr>
-        <w:t>7. Конституция Российской Федерации (принята всенародным голосованием 12.12.1993 с изменениями, одобренными в ходе общероссийского голосования 01.07.2020) // Официальный интернет-портал правовой информации. — URL: http://pravo.gov.ru (дата обращения: 02.10.2026).</w:t>
-      </w:r>
-    </w:p>
-    <w:p>
-      <w:pPr>
-        <w:jc w:val="left"/>
-      </w:pPr>
-      <w:r>
-        <w:rPr>
-          <w:rFonts w:ascii="Times New Roman" w:hAnsi="Times New Roman" w:cs="Times New Roman" w:eastAsia="Times New Roman"/>
-          <w:b w:val="0"/>
-          <w:i w:val="0"/>
-          <w:sz w:val="28"/>
-        </w:rPr>
-        <w:t>8. Гражданский кодекс Российской Федерации (часть четвёртая) от 18.12.2006 № 230-ФЗ. Глава 69 «Общие положения» // СПС «КонсультантПлюс». — URL: https://www.consultant.ru/document/cons_doc_LAW_64629/ (дата обращения: 02.10.2026).</w:t>
-      </w:r>
-    </w:p>
-    <w:p>
-      <w:pPr>
-        <w:jc w:val="left"/>
-      </w:pPr>
-      <w:r>
-        <w:rPr>
-          <w:rFonts w:ascii="Times New Roman" w:hAnsi="Times New Roman" w:cs="Times New Roman" w:eastAsia="Times New Roman"/>
-          <w:b w:val="0"/>
-          <w:i w:val="0"/>
-          <w:sz w:val="28"/>
-        </w:rPr>
-        <w:t>9. Гражданский кодекс Российской Федерации (часть четвёртая). Статья 1225 «Охраняемые результаты интеллектуальной деятельности и средства индивидуализации» // СПС «КонсультантПлюс». — URL: https://www.consultant.ru/document/cons_doc_LAW_64629/2a4870fda21fdffc70bade7ef80135143050f0b1/ (дата обращения: 02.10.2026).</w:t>
-      </w:r>
-    </w:p>
-    <w:p>
-      <w:pPr>
-        <w:jc w:val="left"/>
-      </w:pPr>
-      <w:r>
-        <w:rPr>
-          <w:rFonts w:ascii="Times New Roman" w:hAnsi="Times New Roman" w:cs="Times New Roman" w:eastAsia="Times New Roman"/>
-          <w:b w:val="0"/>
-          <w:i w:val="0"/>
-          <w:sz w:val="28"/>
-        </w:rPr>
-        <w:t>10. Постановление Пленума Верховного Суда РФ от 23.04.2019 № 10 «О применении части четвертой Гражданского кодекса Российской Федерации» // СПС «КонсультантПлюс». — URL: https://www.consultant.ru/document/cons_doc_LAW_323470/ (дата обращения: 02.10.2026).</w:t>
-      </w:r>
-    </w:p>
-    <w:p>
-      <w:pPr>
-        <w:jc w:val="left"/>
-      </w:pPr>
-      <w:r>
-        <w:rPr>
-          <w:rFonts w:ascii="Times New Roman" w:hAnsi="Times New Roman" w:cs="Times New Roman" w:eastAsia="Times New Roman"/>
-          <w:b w:val="0"/>
-          <w:i w:val="0"/>
-          <w:sz w:val="28"/>
-        </w:rPr>
-        <w:t>11. Федеральный закон от 27.07.2006 № 149-ФЗ «Об информации, информационных технологиях и о защите информации» // СПС «КонсультантПлюс». — URL: https://www.consultant.ru/document/cons_doc_LAW_61798/ (дата обращения: 02.10.2026).</w:t>
-      </w:r>
-    </w:p>
-    <w:p>
-      <w:pPr>
-        <w:jc w:val="left"/>
-      </w:pPr>
-      <w:r>
-        <w:rPr>
-          <w:rFonts w:ascii="Times New Roman" w:hAnsi="Times New Roman" w:cs="Times New Roman" w:eastAsia="Times New Roman"/>
-          <w:b w:val="0"/>
-          <w:i w:val="0"/>
-          <w:sz w:val="28"/>
-        </w:rPr>
-        <w:t>12. Федеральный закон от 27.07.2006 № 149-ФЗ. Статья 17 «Ответственность за правонарушения в сфере информации, информационных технологий и защиты информации» // СПС «КонсультантПлюс». — URL: https://www.consultant.ru/document/cons_doc_LAW_61798/ec553b250323ad210f4c9adc8c6b237b2c20f85a/ (дата обращения: 02.10.2026).</w:t>
-      </w:r>
-    </w:p>
-    <w:p>
-      <w:pPr>
-        <w:jc w:val="left"/>
-      </w:pPr>
-      <w:r>
-        <w:rPr>
-          <w:rFonts w:ascii="Times New Roman" w:hAnsi="Times New Roman" w:cs="Times New Roman" w:eastAsia="Times New Roman"/>
-          <w:b w:val="0"/>
-          <w:i w:val="0"/>
-          <w:sz w:val="28"/>
-        </w:rPr>
-        <w:t>13. Федеральный закон от 27.07.2006 № 152-ФЗ «О персональных данных» // СПС «КонсультантПлюс». — URL: https://www.consultant.ru/document/cons_doc_LAW_61801/ (дата обращения: 02.10.2026).</w:t>
-      </w:r>
-    </w:p>
-    <w:p>
-      <w:pPr>
-        <w:jc w:val="left"/>
-      </w:pPr>
-      <w:r>
-        <w:rPr>
-          <w:rFonts w:ascii="Times New Roman" w:hAnsi="Times New Roman" w:cs="Times New Roman" w:eastAsia="Times New Roman"/>
-          <w:b w:val="0"/>
-          <w:i w:val="0"/>
-          <w:sz w:val="28"/>
-        </w:rPr>
-        <w:t>14. Федеральный закон от 29.07.2004 № 98-ФЗ «О коммерческой тайне» // СПС «КонсультантПлюс». — URL: https://www.consultant.ru/document/cons_doc_LAW_48699/ (дата обращения: 02.10.2026).</w:t>
-      </w:r>
-    </w:p>
-    <w:p>
-      <w:pPr>
-        <w:jc w:val="left"/>
-      </w:pPr>
-      <w:r>
-        <w:rPr>
-          <w:rFonts w:ascii="Times New Roman" w:hAnsi="Times New Roman" w:cs="Times New Roman" w:eastAsia="Times New Roman"/>
-          <w:b w:val="0"/>
-          <w:i w:val="0"/>
-          <w:sz w:val="28"/>
-        </w:rPr>
-        <w:t>15. Кодекс Российской Федерации об административных правонарушениях от 30.12.2001 № 195-ФЗ. Статья 13.11 «Нарушение законодательства Российской Федерации в области персональных данных» // СПС «КонсультантПлюс». — URL: https://www.consultant.ru/document/cons_doc_LAW_34661/1f421640c6775ff67079ebde06a7d2f6d17b96db/ (дата обращения: 02.10.2026).</w:t>
-      </w:r>
-    </w:p>
-    <w:p>
-      <w:pPr>
-        <w:jc w:val="left"/>
-      </w:pPr>
-      <w:r>
-        <w:rPr>
-          <w:rFonts w:ascii="Times New Roman" w:hAnsi="Times New Roman" w:cs="Times New Roman" w:eastAsia="Times New Roman"/>
-          <w:b w:val="0"/>
-          <w:i w:val="0"/>
-          <w:sz w:val="28"/>
-        </w:rPr>
-        <w:t>16. Уголовный кодекс Российской Федерации от 13.06.1996 № 63-ФЗ. Глава 28 «Преступления в сфере компьютерной информации» // СПС «КонсультантПлюс». — URL: https://www.consultant.ru/document/cons_doc_LAW_10699/ (дата обращения: 02.10.2026).</w:t>
-      </w:r>
-    </w:p>
-    <w:p>
-      <w:pPr>
-        <w:jc w:val="left"/>
-      </w:pPr>
-      <w:r>
-        <w:rPr>
-          <w:rFonts w:ascii="Times New Roman" w:hAnsi="Times New Roman" w:cs="Times New Roman" w:eastAsia="Times New Roman"/>
-          <w:b w:val="0"/>
-          <w:i w:val="0"/>
-          <w:sz w:val="28"/>
-        </w:rPr>
-        <w:t>17. Трудовой кодекс Российской Федерации от 30.12.2001 № 197-ФЗ // СПС «КонсультантПлюс». — URL: https://www.consultant.ru/document/cons_doc_LAW_34683/ (дата обращения: 02.10.2026).</w:t>
-      </w:r>
-    </w:p>
-    <w:p>
-      <w:pPr>
-        <w:jc w:val="left"/>
-      </w:pPr>
-      <w:r>
-        <w:rPr>
-          <w:rFonts w:ascii="Times New Roman" w:hAnsi="Times New Roman" w:cs="Times New Roman" w:eastAsia="Times New Roman"/>
-          <w:b w:val="0"/>
-          <w:i w:val="0"/>
-          <w:sz w:val="28"/>
-        </w:rPr>
-        <w:t>18. Официальный интернет-портал правовой информации. — URL: http://pravo.gov.ru (дата обращения: 02.10.2026).</w:t>
       </w:r>
     </w:p>
     <w:sectPr>

--- a/reports/ПР_1-2_Стандарты_и_методологии.docx
+++ b/reports/ПР_1-2_Стандарты_и_методологии.docx
@@ -8088,24 +8088,7 @@
                 <w:i w:val="0"/>
                 <w:sz w:val="24"/>
               </w:rPr>
-              <w:t>5. Федеральный закон от 21.07.2014 № 206-ФЗ «О карантине растений»</w:t>
-            </w:r>
-          </w:p>
-          <w:p>
-            <w:pPr>
-              <w:widowControl w:val="0"/>
-              <w:spacing w:line="240" w:lineRule="auto" w:after="0"/>
-              <w:ind w:firstLine="0"/>
-              <w:jc w:val="left"/>
-            </w:pPr>
-            <w:r>
-              <w:rPr>
-                <w:rFonts w:ascii="Times New Roman" w:hAnsi="Times New Roman" w:cs="Times New Roman" w:eastAsia="Times New Roman"/>
-                <w:b w:val="0"/>
-                <w:i w:val="0"/>
-                <w:sz w:val="24"/>
-              </w:rPr>
-              <w:t>6. Федеральный закон от 06.12.2011 № 402-ФЗ «О бухгалтерском учёте»</w:t>
+              <w:t>5. Федеральный закон от 06.12.2011 № 402-ФЗ «О бухгалтерском учёте»</w:t>
             </w:r>
           </w:p>
         </w:tc>
@@ -10202,7 +10185,7 @@
           <w:i w:val="0"/>
           <w:sz w:val="28"/>
         </w:rPr>
-        <w:t xml:space="preserve"> Система «ИС планирования закупок и продаж цветов» обрабатывает информацию ограниченного доступа: персональные данные покупателей интернет-магазина, а также сведения, составляющие коммерческую тайну Компании (закупочные цены, условия поставщиков, данные о продажах). Следовательно, оператор системы обязан принимать меры защиты информации (ст. 16 Закона № 149-ФЗ, ст. 19 Закона № 152-ФЗ).</w:t>
+        <w:t xml:space="preserve"> Система «ИС планирования закупок и продаж цветов» обрабатывает информацию ограниченного доступа: сведения, составляющие коммерческую тайну салона (закупочные цены, условия поставщиков, данные о продажах). Персональные данные покупателей базовая редакция не хранит. Следовательно, владелец системы обязан принимать меры защиты информации (ст. 16 Закона № 149-ФЗ): вход по паролю, хранение паролей в виде хэша, резервное копирование файла базы данных.</w:t>
       </w:r>
     </w:p>
     <w:p>
@@ -10313,7 +10296,7 @@
           <w:i w:val="0"/>
           <w:sz w:val="28"/>
         </w:rPr>
-        <w:t>Применительно к разрабатываемой информационной системе планирования процессов закупки и продажи цветочной продукции установлено, что её создание следует вести по стадиям ГОСТ 34.601-90 (ГОСТ Р 59793-2021) с оформлением технического задания по ГОСТ 34.602, процессы жизненного цикла организовать по ГОСТ Р ИСО/МЭК 12207, требования к качеству формулировать на основе модели ISO/IEC 25010, а функции учёта продаж, работы с покупателями и поставщиками реализовать с учётом требований 381-ФЗ, 54-ФЗ, Закона «О защите прав потребителей», 152-ФЗ (данные покупателей интернет-магазина) и 206-ФЗ (фитосанитарный контроль импортной продукции).</w:t>
+        <w:t>Применительно к базовой редакции информационной системы планирования процессов закупки и продажи цветочной продукции для одного цветочного салона установлено, что её создание следует вести по стадиям ГОСТ 34.601-90 (ГОСТ Р 59793-2021) с оформлением технического задания по ГОСТ 34.602, процессы жизненного цикла организовать по ГОСТ Р ИСО/МЭК 12207, требования к качеству формулировать на основе модели ISO/IEC 25010. Учёт продаж в системе ведётся для планирования и не заменяет контрольно-кассовую технику, применение которой регулирует 54-ФЗ; торговая деятельность салона регулируется 381-ФЗ и Законом «О защите прав потребителей».</w:t>
       </w:r>
     </w:p>
     <w:sectPr>
